--- a/论文/生存分析中保形预测方法的系统性研究_补充引用版_20260501.docx
+++ b/论文/生存分析中保形预测方法的系统性研究_补充引用版_20260501.docx
@@ -258,7 +258,7 @@
         <w:jc w:val="left"/>
       </w:pPr>
       <w:r>
-        <w:t>本研究通过36组Weibull模拟数据（覆盖样本量100至2000、删失率10%至50%、协变量维度1至50、同方差与异方差）和Worcester心脏病研究数据集（WHAS500）进行实验与分析，以90%目标覆盖率（α=0.10）为目标，计算各方法的实际覆盖率与平均预测下界（LPB）。结果显示：在模拟数据上，四种基础模型与CSA结合后的平均精确覆盖率分别为KM=0.908、Cox=0.894、Weibull=0.894、RSF=0.899，整体接近90%目标水平；在WHAS500真实数据上，所有方法的覆盖率下界均满足β_lo≥0.90，但不同模型的预测下界差异显著——KM的平均LPB仅约17天，而Cox、Weibull、RSF分别为169天、160天、199天。进一步的α阈值扫描分析表明：按满足β_lo≥1-α的最大α定义，Cox、Weibull、RSF、KM对应的阈值分别为α*=0.11、0.19、0.12、0.27；其中Weibull允许的α范围相对更宽，而KM的α*=0.27更适合理解为边际覆盖的边界位置。</w:t>
+        <w:t>本研究通过36组Weibull模拟数据（覆盖样本量100至2000、删失率10%至50%、协变量维度1至50、同方差与异方差）和Worcester心脏病研究数据集（WHAS500）进行实验与分析，以90%目标覆盖率（α=0.10）为目标，计算各方法的实际覆盖率与平均预测下界（LPB）。结果显示：在模拟数据上，四种基础模型与CSA结合后的平均精确覆盖率分别为KM=0.923、Cox=0.937、Weibull=0.942、RSF=0.937，整体仍接近90%目标水平，其中Weibull略高、KM相对更保守；在WHAS500真实数据上，所有方法的覆盖率下界均满足β_lo≥0.90，但不同模型的预测下界差异显著——KM的平均LPB仅约17天，而Cox、Weibull、RSF分别约为170天、150天和203天。进一步的α阈值扫描分析表明：在本次α∈[0.01,0.30]的扫描范围内，Cox和Weibull按“满足β_lo≥1-α的最大α”准则对应的阈值分别为α*=0.13和0.22，而RSF与KM在扫描上限α=0.30处仍满足该准则，说明最优α具有明显的模型依赖性。</w:t>
       </w:r>
     </w:p>
     <w:p>
@@ -366,7 +366,7 @@
         </w:rPr>
       </w:pPr>
       <w:r>
-        <w:t>Empirical experiments and analyses are conducted on 36 groups of Weibull-distributed simulated datasets (covering sample sizes ranging from 100 to 2000, censoring rates from 10% to 50%, covariate dimensions between 1 and 50, as well as both homogeneous and heterogeneous hazard structures) and the Worcester Heart Attack Study dataset (WHAS500). With a target coverage rate of 90% (α=0.10), the empirical coverage rate and mean lower prediction bound (LPB) of each method are calculated. The results demonstrate that on simulated data, the mean exact coverage rates of CSA built on the four baseline models are 0.908 for KM, 0.894 for Cox, 0.894 for Weibull, and 0.899 for RSF, remaining overall close to the 90% target. On the real WHAS500 dataset, all methods satisfy the coverage guarantee with β_lo ≥ 0.90, yet present distinct differences in prediction lower bounds. The mean LPB of the KM method is merely about 17 days, while those of Cox, Weibull and RSF reach 169 days, 160 days and 199 days respectively.</w:t>
+        <w:t>Empirical experiments and analyses are conducted on 36 groups of Weibull-distributed simulated datasets (covering sample sizes ranging from 100 to 2000, censoring rates from 10% to 50%, covariate dimensions between 1 and 50, as well as both homogeneous and heterogeneous hazard structures) and the Worcester Heart Attack Study dataset (WHAS500). With a target coverage rate of 90% (α=0.10), the empirical coverage rate and mean lower prediction bound (LPB) of each method are calculated. The results show that on simulated data, the mean exact coverage rates are 0.923 for KM, 0.937 for Cox, 0.942 for Weibull, and 0.937 for RSF, remaining overall close to the 90% target, with Weibull slightly higher and KM relatively more conservative. On the real WHAS500 dataset, all methods satisfy β_lo ≥ 0.90, but their LPBs differ substantially: the mean LPB is only about 17 days for KM, versus about 170, 150 and 203 days for Cox, Weibull and RSF, respectively.</w:t>
       </w:r>
     </w:p>
     <w:p>
@@ -382,7 +382,7 @@
         </w:rPr>
       </w:pPr>
       <w:r>
-        <w:t>The alpha-threshold sweep analysis (WHAS500: step size 0.01, alpha from 0.01 to 0.30, 30 values) further shows clear model-specific differences. Under the rule of choosing the largest alpha satisfying β_lo ≥ 1-alpha, the resulting thresholds are alpha*=0.11 for Cox, 0.19 for Weibull, 0.12 for RSF, and 0.27 for KM. Among the model-based methods, Weibull allows the widest alpha range, whereas KM should still be interpreted mainly as a boundary point of marginal coverage because it does not incorporate covariates and only provides population-level estimates.</w:t>
+        <w:t>The alpha-threshold sweep analysis (WHAS500: step size 0.01, alpha from 0.01 to 0.30, 30 values) further reveals clear model-specific differences. Within the scanned range, the largest alpha satisfying β_lo ≥ 1-alpha is α*=0.13 for Cox and α*=0.22 for Weibull, while RSF and KM still satisfy the criterion at the upper scanning limit α=0.30. This indicates that alpha should be tuned jointly with the baseline model rather than fixed as a universal constant.</w:t>
       </w:r>
     </w:p>
     <w:p>
@@ -4811,17 +4811,8 @@
             </w:tcBorders>
           </w:tcPr>
           <w:p>
-            <w:pPr>
-              <w:spacing w:after="0" w:line="240" w:lineRule="auto"/>
-              <w:jc w:val="center"/>
-            </w:pPr>
             <w:r>
-              <w:rPr>
-                <w:rFonts w:ascii="Times New Roman" w:hAnsi="Times New Roman" w:eastAsia="宋体"/>
-                <w:b/>
-                <w:sz w:val="21"/>
-              </w:rPr>
-              <w:t>平均加权分位数q</w:t>
+              <w:t>平均加权分位数q（有限值）</w:t>
             </w:r>
           </w:p>
         </w:tc>
@@ -4862,7 +4853,7 @@
           </w:tcPr>
           <w:p>
             <w:r>
-              <w:t>0.908</w:t>
+              <w:t>0.923</w:t>
             </w:r>
           </w:p>
         </w:tc>
@@ -4880,7 +4871,7 @@
           </w:tcPr>
           <w:p>
             <w:r>
-              <w:t>0.867</w:t>
+              <w:t>0.893</w:t>
             </w:r>
           </w:p>
         </w:tc>
@@ -4898,7 +4889,7 @@
           </w:tcPr>
           <w:p>
             <w:r>
-              <w:t>0.980</w:t>
+              <w:t>0.983</w:t>
             </w:r>
           </w:p>
         </w:tc>
@@ -4916,7 +4907,7 @@
           </w:tcPr>
           <w:p>
             <w:r>
-              <w:t>4.54</w:t>
+              <w:t>5.67</w:t>
             </w:r>
           </w:p>
         </w:tc>
@@ -4957,7 +4948,7 @@
           </w:tcPr>
           <w:p>
             <w:r>
-              <w:t>0.894</w:t>
+              <w:t>0.937</w:t>
             </w:r>
           </w:p>
         </w:tc>
@@ -4975,7 +4966,7 @@
           </w:tcPr>
           <w:p>
             <w:r>
-              <w:t>0.860</w:t>
+              <w:t>0.915</w:t>
             </w:r>
           </w:p>
         </w:tc>
@@ -4993,7 +4984,7 @@
           </w:tcPr>
           <w:p>
             <w:r>
-              <w:t>0.941</w:t>
+              <w:t>0.969</w:t>
             </w:r>
           </w:p>
         </w:tc>
@@ -5011,7 +5002,7 @@
           </w:tcPr>
           <w:p>
             <w:r>
-              <w:t>1.91</w:t>
+              <w:t>2.07</w:t>
             </w:r>
           </w:p>
         </w:tc>
@@ -5052,7 +5043,7 @@
           </w:tcPr>
           <w:p>
             <w:r>
-              <w:t>0.894</w:t>
+              <w:t>0.942</w:t>
             </w:r>
           </w:p>
         </w:tc>
@@ -5070,7 +5061,7 @@
           </w:tcPr>
           <w:p>
             <w:r>
-              <w:t>0.866</w:t>
+              <w:t>0.923</w:t>
             </w:r>
           </w:p>
         </w:tc>
@@ -5088,7 +5079,7 @@
           </w:tcPr>
           <w:p>
             <w:r>
-              <w:t>0.930</w:t>
+              <w:t>0.968</w:t>
             </w:r>
           </w:p>
         </w:tc>
@@ -5106,7 +5097,7 @@
           </w:tcPr>
           <w:p>
             <w:r>
-              <w:t>2.27</w:t>
+              <w:t>3.46</w:t>
             </w:r>
           </w:p>
         </w:tc>
@@ -5147,7 +5138,7 @@
           </w:tcPr>
           <w:p>
             <w:r>
-              <w:t>0.899</w:t>
+              <w:t>0.937</w:t>
             </w:r>
           </w:p>
         </w:tc>
@@ -5165,7 +5156,7 @@
           </w:tcPr>
           <w:p>
             <w:r>
-              <w:t>0.862</w:t>
+              <w:t>0.919</w:t>
             </w:r>
           </w:p>
         </w:tc>
@@ -5183,7 +5174,7 @@
           </w:tcPr>
           <w:p>
             <w:r>
-              <w:t>0.962</w:t>
+              <w:t>0.968</w:t>
             </w:r>
           </w:p>
         </w:tc>
@@ -5201,7 +5192,7 @@
           </w:tcPr>
           <w:p>
             <w:r>
-              <w:t>2.90</w:t>
+              <w:t>3.22</w:t>
             </w:r>
           </w:p>
         </w:tc>
@@ -5220,7 +5211,7 @@
         <w:jc w:val="left"/>
       </w:pPr>
       <w:r>
-        <w:t>从平均结果看，四种方法在144组模拟实验中的精确覆盖率分别为KM=0.9079、Cox=0.8939、Weibull=0.8942、RSF=0.8987，整体接近90%目标水平，其中KM略偏保守。覆盖率呈现系统性不对称：删失样本的覆盖率（0.930-0.980）显著高于未删失样本（0.860-0.867）。这一现象并不意味着CSA在方法上“偏向”删失样本，而更多反映了单侧下界覆盖问题本身的结构特征：CSA所保证的是总体边际覆盖率，而非按删失指示变量分组后的条件覆盖率；同时，删失组满足T&gt;C，通常对应生存时间相对较长的个体，对下界区间[L(X),+∞)而言天然更容易满足T≥L(X)，未删失组则更集中于较早发生事件的样本，因此覆盖率更容易偏低。就本文的实现而言，IPCW权重与c₀筛选机制也会进一步强化这种保守性，使总体覆盖在一定程度上依赖删失样本来维持。同时，在单次随机划分下，四种模型各有13至14个场景的测试覆盖率低于0.90，说明单场景结果仍存在明显波动。</w:t>
+        <w:t>从平均结果看，四种方法在144组模拟实验中的精确覆盖率分别为KM=0.9228、Cox=0.9366、Weibull=0.9421、RSF=0.9374，整体接近90%目标水平，其中Weibull的平均覆盖率最高，KM则体现出更保守的下界选择特征。覆盖率呈现系统性不对称：删失样本的覆盖率均值（0.968—0.983）显著高于未删失样本（0.893—0.923）。这一现象并不意味着CSA在方法上“偏向”删失样本，而更多反映了单侧下界覆盖问题本身的结构特征：CSA所保证的是总体边际覆盖率，而非按删失指示变量分组后的条件覆盖率；同时，删失组满足T&gt;C，通常对应生存时间相对较长的个体，对下界区间[L(X),+∞)而言天然更容易满足T≥L(X)，未删失组则更集中于较早发生事件的样本，因此覆盖率更容易偏低。就本文的实现而言，IPCW权重与c₀筛选机制也会进一步强化这种保守性，使总体覆盖在一定程度上依赖删失样本来维持。同时，在单次随机划分下，低于0.90的场景数分别为KM 8个、Cox 7个、Weibull 5个、RSF 12个，说明单场景结果仍存在明显波动。</w:t>
       </w:r>
     </w:p>
     <w:p>
@@ -5245,7 +5236,7 @@
         <w:jc w:val="left"/>
       </w:pPr>
       <w:r>
-        <w:t>删失率的影响并不呈简单单调关系。以Cox为例，删失率从0.1、0.3到0.5时，平均覆盖率分别为0.861、0.930和0.891；KM对应为0.918、0.932和0.874。Weibull与RSF的波动相对较小，但同样未表现出随删失率单调升降的规律。这表明CSA在不同删失强度下的表现同时受到模型拟合、权重估计和随机划分的共同影响。</w:t>
+        <w:t>删失率的影响并不呈简单单调关系。以Cox为例，删失率从0.1、0.3到0.5时，平均覆盖率分别为0.9527、0.9198和0.9373；KM对应为0.9188、0.9385和0.9113。Weibull和RSF在三个删失率水平上的平均覆盖率分别为（0.9531、0.9367、0.9365）和（0.9363、0.9413、0.9346），同样未表现出随删失率单调升降的规律。这表明CSA在不同删失强度下的表现同时受到模型拟合、权重估计和随机划分的共同影响。</w:t>
       </w:r>
     </w:p>
     <w:p>
@@ -5255,7 +5246,7 @@
         <w:jc w:val="left"/>
       </w:pPr>
       <w:r>
-        <w:t>样本量的影响同样不完全单调。n=100时的平均覆盖率在部分模型上反而略高，这更可能来自小样本划分带来的随机波动，而非小样本具有天然优势；当样本量增加到500和2000后，各方法的覆盖率整体更趋稳定。因而，CSA在中小样本场景中具有一定可用性，但仍应结合重复划分结果判断其稳定性。</w:t>
+        <w:t>样本量的影响同样不完全单调。n=100时，各方法的平均覆盖率反而最高，这更可能来自小样本划分带来的随机波动以及更保守的校准结果，而非小样本具有天然优势；当样本量增加到500和2000后，平均覆盖率逐步回落并更接近目标水平，其中n=2000时整体最低。因而，CSA在中小样本场景中具有一定可用性，但仍应结合重复划分结果判断其稳定性。</w:t>
       </w:r>
     </w:p>
     <w:p>
@@ -6064,17 +6055,8 @@
             </w:tcBorders>
           </w:tcPr>
           <w:p>
-            <w:pPr>
-              <w:spacing w:after="0" w:line="240" w:lineRule="auto"/>
-              <w:jc w:val="center"/>
-            </w:pPr>
             <w:r>
-              <w:rPr>
-                <w:rFonts w:ascii="Times New Roman" w:hAnsi="Times New Roman" w:eastAsia="宋体"/>
-                <w:b w:val="0"/>
-                <w:sz w:val="21"/>
-              </w:rPr>
-              <w:t>0.910</w:t>
+              <w:t>0.900</w:t>
             </w:r>
           </w:p>
         </w:tc>
@@ -6172,17 +6154,8 @@
             </w:tcBorders>
           </w:tcPr>
           <w:p>
-            <w:pPr>
-              <w:spacing w:after="0" w:line="240" w:lineRule="auto"/>
-              <w:jc w:val="center"/>
-            </w:pPr>
             <w:r>
-              <w:rPr>
-                <w:rFonts w:ascii="Times New Roman" w:hAnsi="Times New Roman" w:eastAsia="宋体"/>
-                <w:b w:val="0"/>
-                <w:sz w:val="21"/>
-              </w:rPr>
-              <w:t>0.930</w:t>
+              <w:t>0.912</w:t>
             </w:r>
           </w:p>
         </w:tc>
@@ -6520,17 +6493,8 @@
             </w:tcBorders>
           </w:tcPr>
           <w:p>
-            <w:pPr>
-              <w:spacing w:after="0" w:line="240" w:lineRule="auto"/>
-              <w:jc w:val="center"/>
-            </w:pPr>
             <w:r>
-              <w:rPr>
-                <w:rFonts w:ascii="Times New Roman" w:hAnsi="Times New Roman" w:eastAsia="宋体"/>
-                <w:b w:val="0"/>
-                <w:sz w:val="21"/>
-              </w:rPr>
-              <w:t>106.6</w:t>
+              <w:t>95.4</w:t>
             </w:r>
           </w:p>
         </w:tc>
@@ -6547,17 +6511,8 @@
             </w:tcBorders>
           </w:tcPr>
           <w:p>
-            <w:pPr>
-              <w:spacing w:after="0" w:line="240" w:lineRule="auto"/>
-              <w:jc w:val="center"/>
-            </w:pPr>
             <w:r>
-              <w:rPr>
-                <w:rFonts w:ascii="Times New Roman" w:hAnsi="Times New Roman" w:eastAsia="宋体"/>
-                <w:b w:val="0"/>
-                <w:sz w:val="21"/>
-              </w:rPr>
-              <w:t>0.833</w:t>
+              <w:t>0.840</w:t>
             </w:r>
           </w:p>
         </w:tc>
@@ -6606,17 +6561,8 @@
             </w:tcBorders>
           </w:tcPr>
           <w:p>
-            <w:pPr>
-              <w:spacing w:after="0" w:line="240" w:lineRule="auto"/>
-              <w:jc w:val="center"/>
-            </w:pPr>
             <w:r>
-              <w:rPr>
-                <w:rFonts w:ascii="Times New Roman" w:hAnsi="Times New Roman" w:eastAsia="宋体"/>
-                <w:b w:val="0"/>
-                <w:sz w:val="21"/>
-              </w:rPr>
-              <w:t>168.7</w:t>
+              <w:t>170.1</w:t>
             </w:r>
           </w:p>
         </w:tc>
@@ -6633,17 +6579,8 @@
             </w:tcBorders>
           </w:tcPr>
           <w:p>
-            <w:pPr>
-              <w:spacing w:after="0" w:line="240" w:lineRule="auto"/>
-              <w:jc w:val="center"/>
-            </w:pPr>
             <w:r>
-              <w:rPr>
-                <w:rFonts w:ascii="Times New Roman" w:hAnsi="Times New Roman" w:eastAsia="宋体"/>
-                <w:b w:val="0"/>
-                <w:sz w:val="21"/>
-              </w:rPr>
-              <w:t>169.9</w:t>
+              <w:t>171.7</w:t>
             </w:r>
           </w:p>
         </w:tc>
@@ -6660,17 +6597,8 @@
             </w:tcBorders>
           </w:tcPr>
           <w:p>
-            <w:pPr>
-              <w:spacing w:after="0" w:line="240" w:lineRule="auto"/>
-              <w:jc w:val="center"/>
-            </w:pPr>
             <w:r>
-              <w:rPr>
-                <w:rFonts w:ascii="Times New Roman" w:hAnsi="Times New Roman" w:eastAsia="宋体"/>
-                <w:b w:val="0"/>
-                <w:sz w:val="21"/>
-              </w:rPr>
-              <w:t>1182.8</w:t>
+              <w:t>1193.2</w:t>
             </w:r>
           </w:p>
         </w:tc>
@@ -6687,17 +6615,8 @@
             </w:tcBorders>
           </w:tcPr>
           <w:p>
-            <w:pPr>
-              <w:spacing w:after="0" w:line="240" w:lineRule="auto"/>
-              <w:jc w:val="center"/>
-            </w:pPr>
             <w:r>
-              <w:rPr>
-                <w:rFonts w:ascii="Times New Roman" w:hAnsi="Times New Roman" w:eastAsia="宋体"/>
-                <w:b w:val="0"/>
-                <w:sz w:val="21"/>
-              </w:rPr>
-              <w:t>0.347</w:t>
+              <w:t>0.340</w:t>
             </w:r>
           </w:p>
         </w:tc>
@@ -6746,17 +6665,8 @@
             </w:tcBorders>
           </w:tcPr>
           <w:p>
-            <w:pPr>
-              <w:spacing w:after="0" w:line="240" w:lineRule="auto"/>
-              <w:jc w:val="center"/>
-            </w:pPr>
             <w:r>
-              <w:rPr>
-                <w:rFonts w:ascii="Times New Roman" w:hAnsi="Times New Roman" w:eastAsia="宋体"/>
-                <w:b w:val="0"/>
-                <w:sz w:val="21"/>
-              </w:rPr>
-              <w:t>159.7</w:t>
+              <w:t>150.1</w:t>
             </w:r>
           </w:p>
         </w:tc>
@@ -6773,17 +6683,8 @@
             </w:tcBorders>
           </w:tcPr>
           <w:p>
-            <w:pPr>
-              <w:spacing w:after="0" w:line="240" w:lineRule="auto"/>
-              <w:jc w:val="center"/>
-            </w:pPr>
             <w:r>
-              <w:rPr>
-                <w:rFonts w:ascii="Times New Roman" w:hAnsi="Times New Roman" w:eastAsia="宋体"/>
-                <w:b w:val="0"/>
-                <w:sz w:val="21"/>
-              </w:rPr>
-              <w:t>165.3</w:t>
+              <w:t>156.1</w:t>
             </w:r>
           </w:p>
         </w:tc>
@@ -6800,17 +6701,8 @@
             </w:tcBorders>
           </w:tcPr>
           <w:p>
-            <w:pPr>
-              <w:spacing w:after="0" w:line="240" w:lineRule="auto"/>
-              <w:jc w:val="center"/>
-            </w:pPr>
             <w:r>
-              <w:rPr>
-                <w:rFonts w:ascii="Times New Roman" w:hAnsi="Times New Roman" w:eastAsia="宋体"/>
-                <w:b w:val="0"/>
-                <w:sz w:val="21"/>
-              </w:rPr>
-              <w:t>1182.8</w:t>
+              <w:t>1128.6</w:t>
             </w:r>
           </w:p>
         </w:tc>
@@ -6827,17 +6719,8 @@
             </w:tcBorders>
           </w:tcPr>
           <w:p>
-            <w:pPr>
-              <w:spacing w:after="0" w:line="240" w:lineRule="auto"/>
-              <w:jc w:val="center"/>
-            </w:pPr>
             <w:r>
-              <w:rPr>
-                <w:rFonts w:ascii="Times New Roman" w:hAnsi="Times New Roman" w:eastAsia="宋体"/>
-                <w:b w:val="0"/>
-                <w:sz w:val="21"/>
-              </w:rPr>
-              <w:t>0.347</w:t>
+              <w:t>0.397</w:t>
             </w:r>
           </w:p>
         </w:tc>
@@ -6886,17 +6769,8 @@
             </w:tcBorders>
           </w:tcPr>
           <w:p>
-            <w:pPr>
-              <w:spacing w:after="0" w:line="240" w:lineRule="auto"/>
-              <w:jc w:val="center"/>
-            </w:pPr>
             <w:r>
-              <w:rPr>
-                <w:rFonts w:ascii="Times New Roman" w:hAnsi="Times New Roman" w:eastAsia="宋体"/>
-                <w:b w:val="0"/>
-                <w:sz w:val="21"/>
-              </w:rPr>
-              <w:t>199.2</w:t>
+              <w:t>203.3</w:t>
             </w:r>
           </w:p>
         </w:tc>
@@ -6913,17 +6787,8 @@
             </w:tcBorders>
           </w:tcPr>
           <w:p>
-            <w:pPr>
-              <w:spacing w:after="0" w:line="240" w:lineRule="auto"/>
-              <w:jc w:val="center"/>
-            </w:pPr>
             <w:r>
-              <w:rPr>
-                <w:rFonts w:ascii="Times New Roman" w:hAnsi="Times New Roman" w:eastAsia="宋体"/>
-                <w:b w:val="0"/>
-                <w:sz w:val="21"/>
-              </w:rPr>
-              <w:t>161.7</w:t>
+              <w:t>159.7</w:t>
             </w:r>
           </w:p>
         </w:tc>
@@ -6940,17 +6805,8 @@
             </w:tcBorders>
           </w:tcPr>
           <w:p>
-            <w:pPr>
-              <w:spacing w:after="0" w:line="240" w:lineRule="auto"/>
-              <w:jc w:val="center"/>
-            </w:pPr>
             <w:r>
-              <w:rPr>
-                <w:rFonts w:ascii="Times New Roman" w:hAnsi="Times New Roman" w:eastAsia="宋体"/>
-                <w:b w:val="0"/>
-                <w:sz w:val="21"/>
-              </w:rPr>
-              <w:t>1182.8</w:t>
+              <w:t>1244.8</w:t>
             </w:r>
           </w:p>
         </w:tc>
@@ -6967,17 +6823,8 @@
             </w:tcBorders>
           </w:tcPr>
           <w:p>
-            <w:pPr>
-              <w:spacing w:after="0" w:line="240" w:lineRule="auto"/>
-              <w:jc w:val="center"/>
-            </w:pPr>
             <w:r>
-              <w:rPr>
-                <w:rFonts w:ascii="Times New Roman" w:hAnsi="Times New Roman" w:eastAsia="宋体"/>
-                <w:b w:val="0"/>
-                <w:sz w:val="21"/>
-              </w:rPr>
-              <w:t>0.347</w:t>
+              <w:t>0.303</w:t>
             </w:r>
           </w:p>
         </w:tc>
@@ -6996,7 +6843,7 @@
         <w:jc w:val="left"/>
       </w:pPr>
       <w:r>
-        <w:t>预测下界的差异非常显著。KM方法选择了较小的 c₀ = 106.6 天，导致平均LPB仅为17天，在临床上几乎没有实际参考价值。这一结果与KM的模型特征密切相关：由于KM不利用协变量，只能给出统一的群体生存估计，难以刻画WHAS500中患者之间显著的风险异质性；在CSA框架下，为维持整体覆盖保证，校准过程因此更倾向于产生保守的下界。相比之下，Cox、Weibull和RSF均选择了较大的 c₀ = 1182.8 天，对应的平均LPB分别为169天、160天和199天，个体化程度明显更强。综合覆盖率与预测效率来看，模型化方法（Cox、Weibull、RSF）均明显优于KM。</w:t>
+        <w:t>预测下界的差异非常显著。KM方法选择了较小的 c₀ = 95.4 天，导致平均LPB仅为17天，在临床上几乎没有实际参考价值。这一结果与KM的模型特征密切相关：由于KM不利用协变量，只能给出统一的群体生存估计，难以刻画WHAS500中患者之间显著的风险异质性；在CSA框架下，为维持整体覆盖保证，校准过程因此更倾向于产生保守的下界。相比之下，Cox、Weibull和RSF虽然都选择了较大的c₀，但并不完全相同，分别为1193.2天、1128.6天和1244.8天，对应的平均LPB约为170天、150天和203天，个体化程度明显更强。综合覆盖率与预测效率来看，模型化方法（Cox、Weibull、RSF）均明显优于KM。</w:t>
       </w:r>
     </w:p>
     <w:p>
@@ -7127,7 +6974,7 @@
         <w:jc w:val="left"/>
       </w:pPr>
       <w:r>
-        <w:t>从覆盖率图（左图）可以观察到：随着α增大，四种方法的β_lo总体呈下降趋势。若以“满足β_lo≥1-α的最大α”为准，则Cox、Weibull、RSF和KM对应的阈值分别为0.11、0.19、0.12和0.27。Cox与RSF的有效区间集中在α=0.10附近，超过对应阈值后覆盖保证迅速减弱；Weibull在α=0.12附近出现明显回落，随后伴随一定波动，并在α=0.19处仍恰好满足β_lo≥1-α；KM的覆盖率下降相对平缓，但在α=0.28时首次跌破目标线，因此α*=0.27更适合作为其边界位置来理解。</w:t>
+        <w:t>从覆盖率图（左图）可以观察到：随着α增大，四种方法的β_lo总体呈下降趋势，但局部会因c₀重选而出现跳变。若以“满足β_lo≥1-α的最大α”为准，则在本次扫描范围α∈[0.01,0.30]内，Cox和Weibull对应的阈值分别为0.13和0.22；RSF与KM在α=0.30时仍满足该准则，说明其可接受α区间至少覆盖到本次扫描上限。相比之下，Cox在α超过0.13后覆盖保证下降更快，Weibull则在更宽的α区间内维持了可接受表现。</w:t>
       </w:r>
     </w:p>
     <w:p>
@@ -7137,7 +6984,7 @@
         <w:jc w:val="left"/>
       </w:pPr>
       <w:r>
-        <w:t>从平均预测下界图（右图）可以观察到：四种方法的平均LPB均随α增大而上升，体现了覆盖率与预测效率之间的直接权衡。在默认α=0.10时，Weibull的表现相对最均衡（β_lo=0.93，平均LPB=159.7天）；Cox与RSF也满足覆盖要求，但进一步增大α后很快接近各自边界。KM在α=0.27时平均LPB可提升至268天，但这一抬升主要来自覆盖要求的放宽，并未改变其只能提供群体层面估计、缺乏个体化区分能力的局限。</w:t>
+        <w:t>从平均预测下界图（右图）可以观察到：四种方法的平均LPB总体随α增大而上升，体现了覆盖率与预测效率之间的直接权衡。在默认α=0.10时，Weibull的覆盖余量最大（β_lo=0.93），而RSF的平均LPB最高（203.3天）；Cox和Weibull的平均LPB分别为170.1天和150.1天，KM仅为17天，说明同一α下不同基础模型对应的“覆盖—效率”权衡并不相同。随着α继续增大，KM和RSF的LPB提升更为明显，但这种提升也伴随着覆盖约束的持续放宽，因此不能脱离目标覆盖率单独解读。</w:t>
       </w:r>
     </w:p>
     <w:p>
@@ -7336,7 +7183,7 @@
           </w:tcPr>
           <w:p>
             <w:r>
-              <w:t>0.11</w:t>
+              <w:t>0.13</w:t>
             </w:r>
           </w:p>
         </w:tc>
@@ -7354,7 +7201,7 @@
           </w:tcPr>
           <w:p>
             <w:r>
-              <w:t>176.7</w:t>
+              <w:t>205.0</w:t>
             </w:r>
           </w:p>
         </w:tc>
@@ -7413,7 +7260,7 @@
           </w:tcPr>
           <w:p>
             <w:r>
-              <w:t>0.19</w:t>
+              <w:t>0.22</w:t>
             </w:r>
           </w:p>
         </w:tc>
@@ -7431,7 +7278,7 @@
           </w:tcPr>
           <w:p>
             <w:r>
-              <w:t>287.9</w:t>
+              <w:t>214.4</w:t>
             </w:r>
           </w:p>
         </w:tc>
@@ -7449,7 +7296,7 @@
           </w:tcPr>
           <w:p>
             <w:r>
-              <w:t>最大满足条件的α（曲线有波动）</w:t>
+              <w:t>最大满足条件的α</w:t>
             </w:r>
           </w:p>
         </w:tc>
@@ -7490,7 +7337,7 @@
           </w:tcPr>
           <w:p>
             <w:r>
-              <w:t>0.12</w:t>
+              <w:t>0.30</w:t>
             </w:r>
           </w:p>
         </w:tc>
@@ -7508,7 +7355,7 @@
           </w:tcPr>
           <w:p>
             <w:r>
-              <w:t>208.3</w:t>
+              <w:t>414.4</w:t>
             </w:r>
           </w:p>
         </w:tc>
@@ -7526,7 +7373,7 @@
           </w:tcPr>
           <w:p>
             <w:r>
-              <w:t>最大满足条件的α</w:t>
+              <w:t>扫描上限内仍满足条件</w:t>
             </w:r>
           </w:p>
         </w:tc>
@@ -7567,7 +7414,7 @@
           </w:tcPr>
           <w:p>
             <w:r>
-              <w:t>0.27</w:t>
+              <w:t>0.30</w:t>
             </w:r>
           </w:p>
         </w:tc>
@@ -7585,7 +7432,7 @@
           </w:tcPr>
           <w:p>
             <w:r>
-              <w:t>268.0</w:t>
+              <w:t>386.4</w:t>
             </w:r>
           </w:p>
         </w:tc>
@@ -7603,7 +7450,7 @@
           </w:tcPr>
           <w:p>
             <w:r>
-              <w:t>边际覆盖边界，不宜直接作为推荐参数</w:t>
+              <w:t>扫描上限内仍满足条件，不宜直接作为推荐参数</w:t>
             </w:r>
           </w:p>
         </w:tc>
@@ -7723,7 +7570,7 @@
         <w:jc w:val="left"/>
       </w:pPr>
       <w:r>
-        <w:t>（1）对模型化方法，按满足β_lo≥1-α的最大α定义，Cox、Weibull和RSF对应的阈值分别为0.11、0.19和0.12。Cox与RSF的有效区间均集中在α=0.10附近，而Weibull在较宽的α范围内仍可满足该准则，但覆盖率曲线存在一定波动。因此，在实践中可将α=0.10作为更稳健的默认值，再结合具体模型与数据特点进行微调。</w:t>
+        <w:t>（1）对模型化方法，按满足β_lo≥1-α的最大α定义，Cox和Weibull对应的阈值分别为0.13和0.22；RSF在本次扫描上限0.30处仍满足该准则。相比之下，Cox的有效区间更集中在α=0.10附近，Weibull更宽，RSF则表现出更强的阈值容忍度。因此，在实践中可将α=0.10作为稳健起点，再结合具体模型与数据特点进行微调。</w:t>
       </w:r>
     </w:p>
     <w:p>
@@ -7733,7 +7580,7 @@
         <w:jc w:val="left"/>
       </w:pPr>
       <w:r>
-        <w:t>（2）对KM方法，α*=0.27更多反映的是覆盖保证仍能成立的最右边界，而非具有明确实践意义的最优阈值。虽然在α=0.27时KM的平均LPB可提升至268天，且覆盖保证仍成立（β_lo=0.780≥0.73=1-0.27），但这一提升主要来自覆盖要求的放宽；考虑到KM本身无法利用协变量进行个体化预测，因此该结果更适合作为理解KM效率边界的技术性参考。至α=0.28时覆盖保证首次失效，也说明α*=0.27刻画的更像是KM在WHAS500上的边界位置，而不是推荐应用参数。</w:t>
+        <w:t>（2）对KM方法，α=0.30更应理解为本次扫描范围内仍满足覆盖保证的右端点，而非具有明确实践意义的最终推荐值。在α=0.30时KM的平均LPB已升至386.4天，且覆盖保证仍成立（β_lo=0.710≥0.70=1-0.30），但这一提升主要来自覆盖要求放宽，并未改变KM无法利用协变量进行个体化预测的局限。因此，KM的结果更适合作为理解方法效率边界的技术性参考。</w:t>
       </w:r>
     </w:p>
     <w:p>
@@ -7808,7 +7655,7 @@
         <w:jc w:val="left"/>
       </w:pPr>
       <w:r>
-        <w:t>结论一：CSA框架在模拟数据上总体能够维持接近目标水平的边际覆盖率。36组模拟实验（覆盖 n=100至2000，删失率10%至50%）中，KM、Cox、Weibull、RSF与CSA结合后的平均精确覆盖率分别为0.908、0.894、0.894和0.899，其中KM略偏保守；但在单次随机划分下，四种模型各有13至14个场景的测试覆盖率低于0.90，说明单场景表现仍存在波动。</w:t>
+        <w:t>结论一：CSA框架在模拟数据上总体能够维持接近目标水平的边际覆盖率。36组模拟实验（覆盖 n=100至2000，删失率10%至50%）中，KM、Cox、Weibull、RSF与CSA结合后的平均精确覆盖率分别为0.923、0.937、0.942和0.937，其中Weibull略高、KM更保守；在单次随机划分下，低于0.90的场景数分别为8、7、5和12，说明单场景表现仍存在波动。</w:t>
       </w:r>
     </w:p>
     <w:p>
@@ -7818,7 +7665,7 @@
         <w:jc w:val="left"/>
       </w:pPr>
       <w:r>
-        <w:t>结论二：模型化方法在预测效率上显著优于KM。在WHAS500真实数据上，Cox、Weibull、RSF的平均预测下界（169/160/199天）约为KM（17天）的10倍。这一差异与模型结构直接相关：KM只能提供群体层面的生存估计，难以利用协变量刻画WHAS500中明显的患者异质性；而Cox、Weibull、RSF能够借助协变量提供更有信息量的个体化预测。因此，当有协变量可用时，不宜将KM作为CSA的优先基础模型。</w:t>
+        <w:t>结论二：模型化方法在预测效率上显著优于KM。在WHAS500真实数据上，Cox、Weibull、RSF的平均预测下界约为170天、150天和203天，显著高于KM的17天。这一差异与模型结构直接相关：KM只能提供群体层面的生存估计，难以利用协变量刻画WHAS500中明显的患者异质性；而Cox、Weibull、RSF能够借助协变量提供更有信息量的个体化预测。因此，当有协变量可用时，不宜将KM作为CSA的优先基础模型。</w:t>
       </w:r>
     </w:p>
     <w:p>
@@ -7828,7 +7675,7 @@
         <w:jc w:val="left"/>
       </w:pPr>
       <w:r>
-        <w:t>结论三：精细α扫描揭示了各方法的模型特异性阈值结构。按满足β_lo≥1-α的最大α定义，Cox、Weibull、RSF和KM的阈值分别为0.11、0.19、0.12和0.27。Cox与RSF的有效区间集中在默认值α=0.10附近；Weibull允许的α范围更宽，但覆盖率曲线存在一定波动；KM的0.27更适合作为边界位置而非推荐参数。这些结果为不同基础模型下α的经验设定提供了数据驱动的参考。</w:t>
+        <w:t>结论三：精细α扫描揭示了各方法的模型特异性阈值结构。在本次α∈[0.01,0.30]的扫描范围内，按满足β_lo≥1-α的最大α定义，Cox和Weibull的阈值分别为0.13和0.22，而RSF与KM在上限α=0.30处仍满足该准则。Cox的有效区间更集中在默认值α=0.10附近；Weibull允许的α范围更宽；RSF表现出较强的阈值容忍度；KM的0.30则更适合作为扫描边界内的参考位置，而非直接推荐参数。这些结果为不同基础模型下α的经验设定提供了数据驱动的参考。</w:t>
       </w:r>
     </w:p>
     <w:p>
